--- a/_print_az/freud-krankengeschichten_az.docx
+++ b/_print_az/freud-krankengeschichten_az.docx
@@ -497,7 +497,7 @@
     </w:p>
     <w:p>
       <w:r>
-        <w:t>Aydınlaşdıraq ki, rəqiblərin bu son izah cəhdi, əvvəlcə elan edildiyindən qat-qat əsaslı şəkildə infantil səhnələrin həllinə yönəlir. Onlar gerçəkliklər deyil, fantaziyalar olmalı idi. İndi aydın olur: xəstənin fantaziyaları deyil, bizzat analitikin öz fantaziyalarıdır ki, o, hansısa şəxsi komplekslərindən çıxış edərək onları analiz olunana sırıyır. Təbii ki, bu qınağı eşidən analitik özünü arxayınlaşdırmaq üçün göz önünə gətirəcək ki, guya onun təlqin etdiyi bu fantaziyanın quruluşu necə tədricən meydana gəlib, onun biçimlənməsi bir çox məqamlarda həkim təhrikin­dən necə asılı olmayaraq baş verib, müalicənin müəyyən mərhələsindən etibarən hər şeyin ona doğru yönəldiyi görünüb və indi sintezdə ən müxtəlif qəribə nəticələrin ondan şüa kimi yayıldığını, xəstəliyin tarixindəki böyük və ən kiçik problemlərin və özünəməxsusluqların bir fərziyyə ilə həllini tapdığını nəzərdən keçirəcək və iddia edəcək ki, o, bütün bu tələbləri bir arada ödəyə bilən bir hadisə uydurmaq üçün özündə o qədər də Lakin bu müdafiə çıxışı da təhlili özü yaşamış digər tərəfə təsir edəcək. İncə özünü aldatma - bir tərəfdən belə səslənəcək, mühakimə kütlüyü - digər tərəfdən; qərar vermək mümkün olacaq.</w:t>
+        <w:t>Aydınlaşdıraq ki, rəqiblərin bu son izah cəhdi, əvvəlcə elan edildiyindən qat-qat əsaslı şəkildə infantil səhnələrin həllinə yönəlir. Onlar gerçəkliklər deyil, fantaziyalar olmalı idi. İndi aydın olur: xəstənin fantaziyaları deyil, bizzat analitikin öz fantaziyalarıdır ki, o, hansısa şəxsi komplekslərindən çıxış edərək onları analiz olunana sırıyır. Təbii ki, bu qınağı eşidən analitik özünü arxayınlaşdırmaq üçün göz önünə gətirəcək ki, guya onun təlqin etdiyi bu fantaziyanın quruluşu necə tədricən meydana gəlib, onun biçimlənməsi bir çox məqamlarda həkim təhrikindən necə asılı olmayaraq baş verib, müalicənin müəyyən mərhələsindən etibarən hər şeyin ona doğru yönəldiyi görünüb və indi sintezdə ən müxtəlif qəribə nəticələrin ondan şüa kimi yayıldığını, xəstəliyin tarixindəki böyük və ən kiçik problemlərin və özünəməxsusluqların bir fərziyyə ilə həllini tapdığını nəzərdən keçirəcək və iddia edəcək ki, o, bütün bu tələbləri bir arada ödəyə bilən bir hadisə uydurmaq üçün özündə o qədər də Lakin bu müdafiə çıxışı da təhlili özü yaşamış digər tərəfə təsir edəcək. İncə özünü aldatma - bir tərəfdən belə səslənəcək, mühakimə kütlüyü - digər tərəfdən; qərar vermək mümkün olacaq.</w:t>
       </w:r>
     </w:p>
     <w:p>
